--- a/documents/10_Dajia_Odor_VOC_Hotspot_Investigation_Report_最新版.docx
+++ b/documents/10_Dajia_Odor_VOC_Hotspot_Investigation_Report_最新版.docx
@@ -773,7 +773,7 @@
           <w:color w:val="64748B"/>
           <w:sz w:val="18"/>
         </w:rPr>
-        <w:t>圖：大甲幼獅 31 台微型感測器空間分佈與三大熱區劃設圖 (內政部 NLSC 臺灣通用電子地圖 · 白色系零浮水印路名對照版)</w:t>
+        <w:t>圖：大甲幼獅 31 台微型感測器空間分佈與三大污染潛勢區域劃設圖 (內政部 NLSC 臺灣通用電子地圖 · 白色系零浮水印路名對照版)</w:t>
       </w:r>
     </w:p>
     <w:p>
@@ -4185,7 +4185,7 @@
                 <w:color w:val="1E3A8A"/>
                 <w:sz w:val="21"/>
               </w:rPr>
-              <w:t>【熱區一：東南生活圈重災區】 — 警戒色彩：紅色 (高風險受體)</w:t>
+              <w:t>【污染潛勢區域一：東南生活圈】 — 警戒色彩：紅色 (高風險受體)</w:t>
               <w:br/>
             </w:r>
             <w:r>
@@ -4248,7 +4248,7 @@
                 <w:color w:val="1E3A8A"/>
                 <w:sz w:val="21"/>
               </w:rPr>
-              <w:t>【熱區二：核心製程與染整化學聚落】 — 警戒色彩：橘色 (高排放源頭)</w:t>
+              <w:t>【污染潛勢區域二：核心製程與染整化學聚落】 — 警戒色彩：橘色 (高排放源頭)</w:t>
               <w:br/>
             </w:r>
             <w:r>
@@ -4311,7 +4311,7 @@
                 <w:color w:val="1E3A8A"/>
                 <w:sz w:val="21"/>
               </w:rPr>
-              <w:t>【熱區三：西北順帆路與長壽路高架周邊聚落】 — 警戒色彩：黃色 (外圍防漏)</w:t>
+              <w:t>【污染潛勢區域三：西北順帆路與長壽路高架周邊聚落】 — 警戒色彩：黃色 (外圍防漏)</w:t>
               <w:br/>
             </w:r>
             <w:r>
@@ -4775,11 +4775,11 @@
         </w:rPr>
         <w:t>現場出勤具體推薦動線：</w:t>
         <w:br/>
-        <w:t>1. 04:30～05:00 先停駐【熱區一 (開元路/工七路)】下風處，以 PID 與熱顯像儀確認異味落地實況。</w:t>
+        <w:t>1. 04:30～05:00 先停駐【污染潛勢區域一 (開元路/工七路)】下風處，以 PID 與熱顯像儀確認異味落地實況。</w:t>
         <w:br/>
-        <w:t>2. 05:00～06:00 沿工七路逆風直切【熱區二 (幼九路)】源頭核心，進廠查驗防制設備開機及電表紀錄。</w:t>
+        <w:t>2. 05:00～06:00 沿工七路逆風直切【污染潛勢區域二 (幼九路)】源頭核心，進廠查驗防制設備開機及電表紀錄。</w:t>
         <w:br/>
-        <w:t>3. 06:00～06:30 巡查收網【熱區三 (順帆路/長壽路)】，防堵暗管與周界偷排。</w:t>
+        <w:t>3. 06:00～06:30 巡查收網【污染潛勢區域三 (順帆路/長壽路)】，防堵暗管與周界偷排。</w:t>
       </w:r>
     </w:p>
     <w:p>
